--- a/AS91896 - Programming/AS91896-Programming-JoshDean.docx
+++ b/AS91896 - Programming/AS91896-Programming-JoshDean.docx
@@ -377,7 +377,7 @@
                               <w:spacing w:line="240" w:lineRule="auto"/>
                             </w:pPr>
                             <w:r>
-                              <w:t>Create a plan for a program that will allow users to complete group bookings with a pricing total as per the brief.</w:t>
+                              <w:t>Create a 2D based rhythm game</w:t>
                             </w:r>
                           </w:p>
                           <w:p>
@@ -406,7 +406,7 @@
                         <w:spacing w:line="240" w:lineRule="auto"/>
                       </w:pPr>
                       <w:r>
-                        <w:t>Create a plan for a program that will allow users to complete group bookings with a pricing total as per the brief.</w:t>
+                        <w:t>Create a 2D based rhythm game</w:t>
                       </w:r>
                     </w:p>
                     <w:p>
@@ -449,15 +449,18 @@
       </w:r>
     </w:p>
     <w:p/>
-    <w:p/>
-    <w:p/>
-    <w:p/>
-    <w:p/>
-    <w:p/>
     <w:p>
       <w:r>
-        <w:br w:type="page"/>
+        <w:t>Found in “</w:t>
       </w:r>
+      <w:r>
+        <w:t>Place script to be marked in here.txt</w:t>
+      </w:r>
+      <w:r>
+        <w:t>” under this documents parent folder.</w:t>
+      </w:r>
+      <w:bookmarkStart w:id="4" w:name="_GoBack"/>
+      <w:bookmarkEnd w:id="4"/>
     </w:p>
     <w:p/>
     <w:p/>
@@ -466,8 +469,8 @@
       <w:pPr>
         <w:pStyle w:val="Heading1"/>
       </w:pPr>
-      <w:bookmarkStart w:id="4" w:name="h.mmkjfvu1ceo5" w:colFirst="0" w:colLast="0"/>
-      <w:bookmarkEnd w:id="4"/>
+      <w:bookmarkStart w:id="5" w:name="h.mmkjfvu1ceo5" w:colFirst="0" w:colLast="0"/>
+      <w:bookmarkEnd w:id="5"/>
       <w:r>
         <w:t>Testing</w:t>
       </w:r>
@@ -608,6 +611,9 @@
             <w:pPr>
               <w:spacing w:line="240" w:lineRule="auto"/>
             </w:pPr>
+            <w:r>
+              <w:t>Play Button pressed in the main menu</w:t>
+            </w:r>
           </w:p>
         </w:tc>
         <w:tc>
@@ -625,6 +631,9 @@
             <w:pPr>
               <w:spacing w:line="240" w:lineRule="auto"/>
             </w:pPr>
+            <w:r>
+              <w:t>Pressed button, took user to the song select menu</w:t>
+            </w:r>
           </w:p>
         </w:tc>
         <w:tc>
@@ -642,6 +651,9 @@
             <w:pPr>
               <w:spacing w:line="240" w:lineRule="auto"/>
             </w:pPr>
+            <w:r>
+              <w:t>Button pressed and took user to the song select menu</w:t>
+            </w:r>
           </w:p>
         </w:tc>
         <w:tc>
@@ -659,6 +671,9 @@
             <w:pPr>
               <w:spacing w:line="240" w:lineRule="auto"/>
             </w:pPr>
+            <w:r>
+              <w:t>Nothing</w:t>
+            </w:r>
           </w:p>
         </w:tc>
       </w:tr>
@@ -678,6 +693,9 @@
             <w:pPr>
               <w:spacing w:line="240" w:lineRule="auto"/>
             </w:pPr>
+            <w:r>
+              <w:t>Exit button pressed in the main menu</w:t>
+            </w:r>
           </w:p>
         </w:tc>
         <w:tc>
@@ -695,6 +713,9 @@
             <w:pPr>
               <w:spacing w:line="240" w:lineRule="auto"/>
             </w:pPr>
+            <w:r>
+              <w:t>Pressed button, closes game</w:t>
+            </w:r>
           </w:p>
         </w:tc>
         <w:tc>
@@ -712,6 +733,9 @@
             <w:pPr>
               <w:spacing w:line="240" w:lineRule="auto"/>
             </w:pPr>
+            <w:r>
+              <w:t>Nothing</w:t>
+            </w:r>
           </w:p>
         </w:tc>
         <w:tc>
@@ -729,6 +753,9 @@
             <w:pPr>
               <w:spacing w:line="240" w:lineRule="auto"/>
             </w:pPr>
+            <w:r>
+              <w:t>Make it close the game</w:t>
+            </w:r>
           </w:p>
         </w:tc>
       </w:tr>
@@ -748,6 +775,9 @@
             <w:pPr>
               <w:spacing w:line="240" w:lineRule="auto"/>
             </w:pPr>
+            <w:r>
+              <w:t>Back button pressed in the song select menu</w:t>
+            </w:r>
           </w:p>
         </w:tc>
         <w:tc>
@@ -765,6 +795,9 @@
             <w:pPr>
               <w:spacing w:line="240" w:lineRule="auto"/>
             </w:pPr>
+            <w:r>
+              <w:t>Takes the user back to the main menu</w:t>
+            </w:r>
           </w:p>
         </w:tc>
         <w:tc>
@@ -782,6 +815,9 @@
             <w:pPr>
               <w:spacing w:line="240" w:lineRule="auto"/>
             </w:pPr>
+            <w:r>
+              <w:t>Takes user back to the main menu</w:t>
+            </w:r>
           </w:p>
         </w:tc>
         <w:tc>
@@ -799,6 +835,9 @@
             <w:pPr>
               <w:spacing w:line="240" w:lineRule="auto"/>
             </w:pPr>
+            <w:r>
+              <w:t>Nothing</w:t>
+            </w:r>
           </w:p>
         </w:tc>
       </w:tr>
@@ -818,6 +857,9 @@
             <w:pPr>
               <w:spacing w:line="240" w:lineRule="auto"/>
             </w:pPr>
+            <w:r>
+              <w:t>Open folder button pressed in Song Select Menu</w:t>
+            </w:r>
           </w:p>
         </w:tc>
         <w:tc>
@@ -835,6 +877,9 @@
             <w:pPr>
               <w:spacing w:line="240" w:lineRule="auto"/>
             </w:pPr>
+            <w:r>
+              <w:t>Opens the file explorer in the folder where the songs are stored.</w:t>
+            </w:r>
           </w:p>
         </w:tc>
         <w:tc>
@@ -852,6 +897,9 @@
             <w:pPr>
               <w:spacing w:line="240" w:lineRule="auto"/>
             </w:pPr>
+            <w:r>
+              <w:t>Opens the folder where the songs are stored in the file explorer</w:t>
+            </w:r>
           </w:p>
         </w:tc>
         <w:tc>
@@ -869,6 +917,9 @@
             <w:pPr>
               <w:spacing w:line="240" w:lineRule="auto"/>
             </w:pPr>
+            <w:r>
+              <w:t>Nothing</w:t>
+            </w:r>
           </w:p>
         </w:tc>
       </w:tr>
@@ -888,6 +939,9 @@
             <w:pPr>
               <w:spacing w:line="240" w:lineRule="auto"/>
             </w:pPr>
+            <w:r>
+              <w:t>Delete map button pressed in Song Select menu</w:t>
+            </w:r>
           </w:p>
         </w:tc>
         <w:tc>
@@ -905,6 +959,9 @@
             <w:pPr>
               <w:spacing w:line="240" w:lineRule="auto"/>
             </w:pPr>
+            <w:r>
+              <w:t>Deletes the selected song</w:t>
+            </w:r>
           </w:p>
         </w:tc>
         <w:tc>
@@ -922,6 +979,9 @@
             <w:pPr>
               <w:spacing w:line="240" w:lineRule="auto"/>
             </w:pPr>
+            <w:r>
+              <w:t>Deleted the selected song</w:t>
+            </w:r>
           </w:p>
         </w:tc>
         <w:tc>
@@ -939,6 +999,9 @@
             <w:pPr>
               <w:spacing w:line="240" w:lineRule="auto"/>
             </w:pPr>
+            <w:r>
+              <w:t>Nothing</w:t>
+            </w:r>
           </w:p>
         </w:tc>
       </w:tr>
@@ -971,13 +1034,10 @@
           <w:lang w:val="en-US"/>
         </w:rPr>
       </w:pPr>
-      <w:bookmarkStart w:id="5" w:name="_GoBack"/>
-      <w:bookmarkEnd w:id="5"/>
       <w:r>
         <w:rPr>
           <w:lang w:val="en-US"/>
         </w:rPr>
-        <w:lastRenderedPageBreak/>
         <w:t xml:space="preserve">Boundary Tests </w:t>
       </w:r>
       <w:r>
